--- a/Acordes(63x110mm)/Cuan grande es Dios - Samaritan Revival (C).docx
+++ b/Acordes(63x110mm)/Cuan grande es Dios - Samaritan Revival (C).docx
@@ -1803,7 +1803,7 @@
           <w:szCs w:val="13"/>
           <w:lang w:val="es-ES"/>
         </w:rPr>
-        <w:t xml:space="preserve">             </w:t>
+        <w:t xml:space="preserve">           </w:t>
       </w:r>
       <w:r>
         <w:rPr>
@@ -1841,7 +1841,7 @@
           <w:szCs w:val="13"/>
           <w:lang w:val="es-ES"/>
         </w:rPr>
-        <w:t>Y Tu Nombre sobre todo es</w:t>
+        <w:t>Tu Nombre sobre todo es</w:t>
       </w:r>
     </w:p>
     <w:p>
@@ -2096,125 +2096,7 @@
           <w:szCs w:val="13"/>
           <w:lang w:val="es-ES"/>
         </w:rPr>
-        <w:t>3</w:t>
-      </w:r>
-    </w:p>
-    <w:p>
-      <w:pPr>
-        <w:pStyle w:val="Normal"/>
-        <w:rPr>
-          <w:rFonts w:ascii="Consolas" w:hAnsi="Consolas" w:eastAsia="Courier 10 Pitch" w:cs="Consolas"/>
-          <w:b/>
-          <w:bCs/>
-          <w:color w:val="00B0F0"/>
-          <w:sz w:val="13"/>
-          <w:szCs w:val="13"/>
-          <w:lang w:val="es-ES"/>
-        </w:rPr>
-      </w:pPr>
-      <w:r>
-        <w:rPr>
-          <w:rFonts w:eastAsia="Courier 10 Pitch" w:cs="Consolas" w:ascii="Consolas" w:hAnsi="Consolas"/>
-          <w:b/>
-          <w:bCs/>
-          <w:color w:val="00B0F0"/>
-          <w:sz w:val="13"/>
-          <w:szCs w:val="13"/>
-          <w:lang w:val="es-ES"/>
-        </w:rPr>
-      </w:r>
-    </w:p>
-    <w:p>
-      <w:pPr>
-        <w:pStyle w:val="Normal"/>
-        <w:rPr>
-          <w:rFonts w:ascii="Consolas" w:hAnsi="Consolas" w:eastAsia="Courier 10 Pitch" w:cs="Consolas"/>
-          <w:b w:val="false"/>
-          <w:bCs w:val="false"/>
-          <w:color w:val="auto"/>
-          <w:sz w:val="13"/>
-          <w:szCs w:val="13"/>
-          <w:lang w:val="es-ES"/>
-        </w:rPr>
-      </w:pPr>
-      <w:r>
-        <w:rPr>
-          <w:rFonts w:eastAsia="Courier 10 Pitch" w:cs="Consolas" w:ascii="Consolas" w:hAnsi="Consolas"/>
-          <w:b/>
-          <w:bCs/>
-          <w:color w:val="auto"/>
-          <w:sz w:val="13"/>
-          <w:szCs w:val="13"/>
-          <w:lang w:val="es-ES"/>
-        </w:rPr>
-        <w:t>Nota:</w:t>
-      </w:r>
-      <w:r>
-        <w:rPr>
-          <w:rFonts w:eastAsia="Courier 10 Pitch" w:cs="Consolas" w:ascii="Consolas" w:hAnsi="Consolas"/>
-          <w:b w:val="false"/>
-          <w:bCs w:val="false"/>
-          <w:color w:val="auto"/>
-          <w:sz w:val="13"/>
-          <w:szCs w:val="13"/>
-          <w:lang w:val="es-ES"/>
-        </w:rPr>
-        <w:t xml:space="preserve"> Para el coro final, sin batería, solemne</w:t>
-      </w:r>
-    </w:p>
-    <w:p>
-      <w:pPr>
-        <w:pStyle w:val="Normal"/>
-        <w:rPr>
-          <w:rFonts w:ascii="Consolas" w:hAnsi="Consolas" w:eastAsia="Courier 10 Pitch" w:cs="Consolas"/>
-          <w:b w:val="false"/>
-          <w:bCs w:val="false"/>
-          <w:color w:val="auto"/>
-          <w:sz w:val="13"/>
-          <w:szCs w:val="13"/>
-          <w:lang w:val="es-ES"/>
-        </w:rPr>
-      </w:pPr>
-      <w:r>
-        <w:rPr>
-          <w:rFonts w:eastAsia="Courier 10 Pitch" w:cs="Consolas" w:ascii="Consolas" w:hAnsi="Consolas"/>
-          <w:b w:val="false"/>
-          <w:bCs w:val="false"/>
-          <w:color w:val="auto"/>
-          <w:sz w:val="13"/>
-          <w:szCs w:val="13"/>
-          <w:lang w:val="es-ES"/>
-        </w:rPr>
-      </w:r>
-    </w:p>
-    <w:p>
-      <w:pPr>
-        <w:pStyle w:val="Normal"/>
-        <w:rPr>
-          <w:rFonts w:ascii="Consolas" w:hAnsi="Consolas" w:eastAsia="Courier 10 Pitch" w:cs="Consolas"/>
-          <w:b/>
-          <w:bCs/>
-          <w:color w:val="00B0F0"/>
-          <w:sz w:val="13"/>
-          <w:szCs w:val="13"/>
-          <w:lang w:val="es-ES"/>
-        </w:rPr>
-      </w:pPr>
-      <w:r>
-        <w:rPr>
-          <w:b/>
-          <w:bCs/>
-          <w:color w:val="00B0F0"/>
-        </w:rPr>
-        <w:t>CORO x</w:t>
-      </w:r>
-      <w:r>
-        <w:rPr>
-          <w:b/>
-          <w:bCs/>
-          <w:color w:val="00B0F0"/>
-        </w:rPr>
-        <w:t>1</w:t>
+        <w:t>2</w:t>
       </w:r>
     </w:p>
     <w:p>
